--- a/word/第0章/二审/宋声林_二审评阅修改表.docx
+++ b/word/第0章/二审/宋声林_二审评阅修改表.docx
@@ -508,7 +508,7 @@
           <w:rFonts w:hint="eastAsia"/>
           <w:lang w:val="en-US" w:eastAsia="zh-CN"/>
         </w:rPr>
-        <w:t>其好处是能避免跨国部署可能带来的时区问题，时间类型的相互转化和插入更新由应用层代码负责，同时补充说明了可以新增数据库环境支持的时间自动触发器更新时间，降低与应用层代码耦合。</w:t>
+        <w:t>其好处是能避免跨国部署可能带来的时区问题，时间类型的相互转化和插入更新由应用层代码负责，同时补充说明了可以新增数据库环境支持的时间自动触发器更新时间，降低与应用层代码的耦合。</w:t>
       </w:r>
       <w:bookmarkStart w:id="0" w:name="_GoBack"/>
       <w:bookmarkEnd w:id="0"/>
